--- a/问题StellarFront.docx
+++ b/问题StellarFront.docx
@@ -906,6 +906,54 @@
           <w:lang w:val="en-US" w:eastAsia="zh-CN"/>
         </w:rPr>
         <w:t>控制节点的进度和ui啥的没做</w:t>
+      </w:r>
+    </w:p>
+    <w:p>
+      <w:pPr>
+        <w:widowControl w:val="0"/>
+        <w:numPr>
+          <w:ilvl w:val="0"/>
+          <w:numId w:val="1"/>
+        </w:numPr>
+        <w:ind w:left="0" w:leftChars="0" w:firstLine="420" w:firstLineChars="200"/>
+        <w:jc w:val="both"/>
+        <w:rPr>
+          <w:rFonts w:hint="default"/>
+          <w:highlight w:val="none"/>
+          <w:lang w:val="en-US" w:eastAsia="zh-CN"/>
+        </w:rPr>
+      </w:pPr>
+      <w:r>
+        <w:rPr>
+          <w:rFonts w:hint="eastAsia"/>
+          <w:highlight w:val="none"/>
+          <w:lang w:val="en-US" w:eastAsia="zh-CN"/>
+        </w:rPr>
+        <w:t>还没有设置受击物体的replicate</w:t>
+      </w:r>
+    </w:p>
+    <w:p>
+      <w:pPr>
+        <w:widowControl w:val="0"/>
+        <w:numPr>
+          <w:ilvl w:val="0"/>
+          <w:numId w:val="1"/>
+        </w:numPr>
+        <w:ind w:left="0" w:leftChars="0" w:firstLine="420" w:firstLineChars="200"/>
+        <w:jc w:val="both"/>
+        <w:rPr>
+          <w:rFonts w:hint="default"/>
+          <w:highlight w:val="none"/>
+          <w:lang w:val="en-US" w:eastAsia="zh-CN"/>
+        </w:rPr>
+      </w:pPr>
+      <w:r>
+        <w:rPr>
+          <w:rFonts w:hint="eastAsia"/>
+          <w:highlight w:val="none"/>
+          <w:lang w:val="en-US" w:eastAsia="zh-CN"/>
+        </w:rPr>
+        <w:t>目前只有一个key，只有red可以控制，blue不可以，到时候要引入两个key，然后己方不可交互，对方可以交互。</w:t>
       </w:r>
       <w:bookmarkStart w:id="0" w:name="_GoBack"/>
       <w:bookmarkEnd w:id="0"/>
